--- a/docs/templates/master-build-agreement.docx
+++ b/docs/templates/master-build-agreement.docx
@@ -1091,6 +1091,7 @@
     </w:p>
     <w:p>
       <w:pPr>
+        <w:pageBreakBefore/>
         <w:spacing w:before="100" w:beforeAutospacing="1" w:after="100" w:afterAutospacing="1" w:line="240" w:lineRule="auto"/>
         <w:outlineLvl w:val="1"/>
         <w:rPr>
